--- a/Untitled document (4).docx
+++ b/Untitled document (4).docx
@@ -605,6 +605,1132 @@
           <w:rtl w:val="0"/>
         </w:rPr>
         <w:t xml:space="preserve">DROP CONSTRAINT SYS_C008252;</w:t>
+      </w:r>
+    </w:p>
+    <w:p>
+      <w:pPr>
+        <w:rPr/>
+      </w:pPr>
+      <w:r>
+        <w:rPr>
+          <w:rtl w:val="0"/>
+        </w:rPr>
+      </w:r>
+    </w:p>
+    <w:p>
+      <w:pPr>
+        <w:rPr/>
+      </w:pPr>
+      <w:r>
+        <w:rPr>
+          <w:rtl w:val="0"/>
+        </w:rPr>
+        <w:t xml:space="preserve">ALTER TABLE ANIK.EMPLOYEE</w:t>
+      </w:r>
+    </w:p>
+    <w:p>
+      <w:pPr>
+        <w:rPr/>
+      </w:pPr>
+      <w:r>
+        <w:rPr>
+          <w:rtl w:val="0"/>
+        </w:rPr>
+        <w:t xml:space="preserve">  ADD ROLE VARCHAR2(20) DEFAULT 'EMPLOYEE' NOT NULL;</w:t>
+      </w:r>
+    </w:p>
+    <w:p>
+      <w:pPr>
+        <w:rPr/>
+      </w:pPr>
+      <w:r>
+        <w:rPr>
+          <w:rtl w:val="0"/>
+        </w:rPr>
+      </w:r>
+    </w:p>
+    <w:p>
+      <w:pPr>
+        <w:rPr/>
+      </w:pPr>
+      <w:r>
+        <w:rPr>
+          <w:rtl w:val="0"/>
+        </w:rPr>
+        <w:t xml:space="preserve">UPDATE ANIK.EMPLOYEE SET ROLE = 'ADMIN'   WHERE EMP_ID IN ('EMP001', 'EMP002'); -- example</w:t>
+      </w:r>
+    </w:p>
+    <w:p>
+      <w:pPr>
+        <w:rPr/>
+      </w:pPr>
+      <w:r>
+        <w:rPr>
+          <w:rtl w:val="0"/>
+        </w:rPr>
+        <w:t xml:space="preserve">UPDATE ANIK.EMPLOYEE SET ROLE = 'EMPLOYEE' WHERE ROLE IS NULL;</w:t>
+      </w:r>
+    </w:p>
+    <w:p>
+      <w:pPr>
+        <w:rPr/>
+      </w:pPr>
+      <w:r>
+        <w:rPr>
+          <w:rtl w:val="0"/>
+        </w:rPr>
+        <w:t xml:space="preserve">COMMIT;</w:t>
+      </w:r>
+    </w:p>
+    <w:p>
+      <w:pPr>
+        <w:rPr/>
+      </w:pPr>
+      <w:r>
+        <w:rPr>
+          <w:rtl w:val="0"/>
+        </w:rPr>
+      </w:r>
+    </w:p>
+    <w:p>
+      <w:pPr>
+        <w:rPr/>
+      </w:pPr>
+      <w:r>
+        <w:rPr>
+          <w:rtl w:val="0"/>
+        </w:rPr>
+        <w:t xml:space="preserve">ALTER TABLE ANIK.EMPLOYEE</w:t>
+      </w:r>
+    </w:p>
+    <w:p>
+      <w:pPr>
+        <w:rPr/>
+      </w:pPr>
+      <w:r>
+        <w:rPr>
+          <w:rtl w:val="0"/>
+        </w:rPr>
+        <w:t xml:space="preserve">  ADD PASSWORD VARCHAR2(255);</w:t>
+      </w:r>
+    </w:p>
+    <w:p>
+      <w:pPr>
+        <w:rPr/>
+      </w:pPr>
+      <w:r>
+        <w:rPr>
+          <w:rtl w:val="0"/>
+        </w:rPr>
+      </w:r>
+    </w:p>
+    <w:p>
+      <w:pPr>
+        <w:rPr/>
+      </w:pPr>
+      <w:r>
+        <w:rPr>
+          <w:rtl w:val="0"/>
+        </w:rPr>
+        <w:t xml:space="preserve">CREATE TABLE TA_APPLICATIONS (</w:t>
+      </w:r>
+    </w:p>
+    <w:p>
+      <w:pPr>
+        <w:rPr/>
+      </w:pPr>
+      <w:r>
+        <w:rPr>
+          <w:rtl w:val="0"/>
+        </w:rPr>
+        <w:t xml:space="preserve">    ID                NUMBER(19) GENERATED BY DEFAULT AS IDENTITY</w:t>
+      </w:r>
+    </w:p>
+    <w:p>
+      <w:pPr>
+        <w:rPr/>
+      </w:pPr>
+      <w:r>
+        <w:rPr>
+          <w:rtl w:val="0"/>
+        </w:rPr>
+        <w:t xml:space="preserve">                      PRIMARY KEY,</w:t>
+      </w:r>
+    </w:p>
+    <w:p>
+      <w:pPr>
+        <w:rPr/>
+      </w:pPr>
+      <w:r>
+        <w:rPr>
+          <w:rtl w:val="0"/>
+        </w:rPr>
+      </w:r>
+    </w:p>
+    <w:p>
+      <w:pPr>
+        <w:rPr/>
+      </w:pPr>
+      <w:r>
+        <w:rPr>
+          <w:rtl w:val="0"/>
+        </w:rPr>
+        <w:t xml:space="preserve">    EMP_ID            VARCHAR2(20),</w:t>
+      </w:r>
+    </w:p>
+    <w:p>
+      <w:pPr>
+        <w:rPr/>
+      </w:pPr>
+      <w:r>
+        <w:rPr>
+          <w:rtl w:val="0"/>
+        </w:rPr>
+        <w:t xml:space="preserve">    NAME              VARCHAR2(100),</w:t>
+      </w:r>
+    </w:p>
+    <w:p>
+      <w:pPr>
+        <w:rPr/>
+      </w:pPr>
+      <w:r>
+        <w:rPr>
+          <w:rtl w:val="0"/>
+        </w:rPr>
+        <w:t xml:space="preserve">    DEPARTMENT        VARCHAR2(100),</w:t>
+      </w:r>
+    </w:p>
+    <w:p>
+      <w:pPr>
+        <w:rPr/>
+      </w:pPr>
+      <w:r>
+        <w:rPr>
+          <w:rtl w:val="0"/>
+        </w:rPr>
+        <w:t xml:space="preserve">    DESIGNATION       VARCHAR2(100),</w:t>
+      </w:r>
+    </w:p>
+    <w:p>
+      <w:pPr>
+        <w:rPr/>
+      </w:pPr>
+      <w:r>
+        <w:rPr>
+          <w:rtl w:val="0"/>
+        </w:rPr>
+      </w:r>
+    </w:p>
+    <w:p>
+      <w:pPr>
+        <w:rPr/>
+      </w:pPr>
+      <w:r>
+        <w:rPr>
+          <w:rtl w:val="0"/>
+        </w:rPr>
+        <w:t xml:space="preserve">    REASON            VARCHAR2(500),</w:t>
+      </w:r>
+    </w:p>
+    <w:p>
+      <w:pPr>
+        <w:rPr/>
+      </w:pPr>
+      <w:r>
+        <w:rPr>
+          <w:rtl w:val="0"/>
+        </w:rPr>
+      </w:r>
+    </w:p>
+    <w:p>
+      <w:pPr>
+        <w:rPr/>
+      </w:pPr>
+      <w:r>
+        <w:rPr>
+          <w:rtl w:val="0"/>
+        </w:rPr>
+        <w:t xml:space="preserve">    START_DATE        DATE,</w:t>
+      </w:r>
+    </w:p>
+    <w:p>
+      <w:pPr>
+        <w:rPr/>
+      </w:pPr>
+      <w:r>
+        <w:rPr>
+          <w:rtl w:val="0"/>
+        </w:rPr>
+        <w:t xml:space="preserve">    END_DATE          DATE,</w:t>
+      </w:r>
+    </w:p>
+    <w:p>
+      <w:pPr>
+        <w:rPr/>
+      </w:pPr>
+      <w:r>
+        <w:rPr>
+          <w:rtl w:val="0"/>
+        </w:rPr>
+        <w:t xml:space="preserve">    CONTACT           NUMBER(10),</w:t>
+      </w:r>
+    </w:p>
+    <w:p>
+      <w:pPr>
+        <w:rPr/>
+      </w:pPr>
+      <w:r>
+        <w:rPr>
+          <w:rtl w:val="0"/>
+        </w:rPr>
+      </w:r>
+    </w:p>
+    <w:p>
+      <w:pPr>
+        <w:rPr/>
+      </w:pPr>
+      <w:r>
+        <w:rPr>
+          <w:rtl w:val="0"/>
+        </w:rPr>
+        <w:t xml:space="preserve">    APPLICATION_TYPE  VARCHAR2(20),</w:t>
+      </w:r>
+    </w:p>
+    <w:p>
+      <w:pPr>
+        <w:rPr/>
+      </w:pPr>
+      <w:r>
+        <w:rPr>
+          <w:rtl w:val="0"/>
+        </w:rPr>
+        <w:t xml:space="preserve">    TOKEN             VARCHAR2(100) UNIQUE,</w:t>
+      </w:r>
+    </w:p>
+    <w:p>
+      <w:pPr>
+        <w:rPr/>
+      </w:pPr>
+      <w:r>
+        <w:rPr>
+          <w:rtl w:val="0"/>
+        </w:rPr>
+      </w:r>
+    </w:p>
+    <w:p>
+      <w:pPr>
+        <w:rPr/>
+      </w:pPr>
+      <w:r>
+        <w:rPr>
+          <w:rtl w:val="0"/>
+        </w:rPr>
+        <w:t xml:space="preserve">    -- TA specific fields</w:t>
+      </w:r>
+    </w:p>
+    <w:p>
+      <w:pPr>
+        <w:rPr/>
+      </w:pPr>
+      <w:r>
+        <w:rPr>
+          <w:rtl w:val="0"/>
+        </w:rPr>
+        <w:t xml:space="preserve">    TRAVEL_DATE       DATE,</w:t>
+      </w:r>
+    </w:p>
+    <w:p>
+      <w:pPr>
+        <w:rPr/>
+      </w:pPr>
+      <w:r>
+        <w:rPr>
+          <w:rtl w:val="0"/>
+        </w:rPr>
+        <w:t xml:space="preserve">    DISTANCE          NUMBER(10,2),</w:t>
+      </w:r>
+    </w:p>
+    <w:p>
+      <w:pPr>
+        <w:rPr/>
+      </w:pPr>
+      <w:r>
+        <w:rPr>
+          <w:rtl w:val="0"/>
+        </w:rPr>
+        <w:t xml:space="preserve">    TA_AMOUNT         NUMBER(10,2),</w:t>
+      </w:r>
+    </w:p>
+    <w:p>
+      <w:pPr>
+        <w:rPr/>
+      </w:pPr>
+      <w:r>
+        <w:rPr>
+          <w:rtl w:val="0"/>
+        </w:rPr>
+        <w:t xml:space="preserve">    TRAVEL_MODE       VARCHAR2(50),</w:t>
+      </w:r>
+    </w:p>
+    <w:p>
+      <w:pPr>
+        <w:rPr/>
+      </w:pPr>
+      <w:r>
+        <w:rPr>
+          <w:rtl w:val="0"/>
+        </w:rPr>
+      </w:r>
+    </w:p>
+    <w:p>
+      <w:pPr>
+        <w:rPr/>
+      </w:pPr>
+      <w:r>
+        <w:rPr>
+          <w:rtl w:val="0"/>
+        </w:rPr>
+        <w:t xml:space="preserve">    FILE_NAME         VARCHAR2(2000)</w:t>
+      </w:r>
+    </w:p>
+    <w:p>
+      <w:pPr>
+        <w:rPr/>
+      </w:pPr>
+      <w:r>
+        <w:rPr>
+          <w:rtl w:val="0"/>
+        </w:rPr>
+        <w:t xml:space="preserve">);</w:t>
+      </w:r>
+    </w:p>
+    <w:p>
+      <w:pPr>
+        <w:rPr/>
+      </w:pPr>
+      <w:r>
+        <w:rPr>
+          <w:rtl w:val="0"/>
+        </w:rPr>
+      </w:r>
+    </w:p>
+    <w:p>
+      <w:pPr>
+        <w:rPr/>
+      </w:pPr>
+      <w:r>
+        <w:rPr>
+          <w:rtl w:val="0"/>
+        </w:rPr>
+      </w:r>
+    </w:p>
+    <w:p>
+      <w:pPr>
+        <w:rPr/>
+      </w:pPr>
+      <w:r>
+        <w:rPr>
+          <w:rtl w:val="0"/>
+        </w:rPr>
+        <w:t xml:space="preserve">CREATE TABLE DA_APPLICATIONS (</w:t>
+      </w:r>
+    </w:p>
+    <w:p>
+      <w:pPr>
+        <w:rPr/>
+      </w:pPr>
+      <w:r>
+        <w:rPr>
+          <w:rtl w:val="0"/>
+        </w:rPr>
+        <w:t xml:space="preserve">    ID                NUMBER(19) GENERATED BY DEFAULT AS IDENTITY</w:t>
+      </w:r>
+    </w:p>
+    <w:p>
+      <w:pPr>
+        <w:rPr/>
+      </w:pPr>
+      <w:r>
+        <w:rPr>
+          <w:rtl w:val="0"/>
+        </w:rPr>
+        <w:t xml:space="preserve">                      PRIMARY KEY,</w:t>
+      </w:r>
+    </w:p>
+    <w:p>
+      <w:pPr>
+        <w:rPr/>
+      </w:pPr>
+      <w:r>
+        <w:rPr>
+          <w:rtl w:val="0"/>
+        </w:rPr>
+      </w:r>
+    </w:p>
+    <w:p>
+      <w:pPr>
+        <w:rPr/>
+      </w:pPr>
+      <w:r>
+        <w:rPr>
+          <w:rtl w:val="0"/>
+        </w:rPr>
+        <w:t xml:space="preserve">    EMP_ID            VARCHAR2(20),</w:t>
+      </w:r>
+    </w:p>
+    <w:p>
+      <w:pPr>
+        <w:rPr/>
+      </w:pPr>
+      <w:r>
+        <w:rPr>
+          <w:rtl w:val="0"/>
+        </w:rPr>
+        <w:t xml:space="preserve">    NAME              VARCHAR2(100),</w:t>
+      </w:r>
+    </w:p>
+    <w:p>
+      <w:pPr>
+        <w:rPr/>
+      </w:pPr>
+      <w:r>
+        <w:rPr>
+          <w:rtl w:val="0"/>
+        </w:rPr>
+        <w:t xml:space="preserve">    DEPARTMENT        VARCHAR2(100),</w:t>
+      </w:r>
+    </w:p>
+    <w:p>
+      <w:pPr>
+        <w:rPr/>
+      </w:pPr>
+      <w:r>
+        <w:rPr>
+          <w:rtl w:val="0"/>
+        </w:rPr>
+        <w:t xml:space="preserve">    DESIGNATION       VARCHAR2(100),</w:t>
+      </w:r>
+    </w:p>
+    <w:p>
+      <w:pPr>
+        <w:rPr/>
+      </w:pPr>
+      <w:r>
+        <w:rPr>
+          <w:rtl w:val="0"/>
+        </w:rPr>
+      </w:r>
+    </w:p>
+    <w:p>
+      <w:pPr>
+        <w:rPr/>
+      </w:pPr>
+      <w:r>
+        <w:rPr>
+          <w:rtl w:val="0"/>
+        </w:rPr>
+        <w:t xml:space="preserve">    REASON            VARCHAR2(500),</w:t>
+      </w:r>
+    </w:p>
+    <w:p>
+      <w:pPr>
+        <w:rPr/>
+      </w:pPr>
+      <w:r>
+        <w:rPr>
+          <w:rtl w:val="0"/>
+        </w:rPr>
+      </w:r>
+    </w:p>
+    <w:p>
+      <w:pPr>
+        <w:rPr/>
+      </w:pPr>
+      <w:r>
+        <w:rPr>
+          <w:rtl w:val="0"/>
+        </w:rPr>
+        <w:t xml:space="preserve">    START_DATE        DATE,</w:t>
+      </w:r>
+    </w:p>
+    <w:p>
+      <w:pPr>
+        <w:rPr/>
+      </w:pPr>
+      <w:r>
+        <w:rPr>
+          <w:rtl w:val="0"/>
+        </w:rPr>
+        <w:t xml:space="preserve">    END_DATE          DATE,</w:t>
+      </w:r>
+    </w:p>
+    <w:p>
+      <w:pPr>
+        <w:rPr/>
+      </w:pPr>
+      <w:r>
+        <w:rPr>
+          <w:rtl w:val="0"/>
+        </w:rPr>
+        <w:t xml:space="preserve">    CONTACT           NUMBER(10),</w:t>
+      </w:r>
+    </w:p>
+    <w:p>
+      <w:pPr>
+        <w:rPr/>
+      </w:pPr>
+      <w:r>
+        <w:rPr>
+          <w:rtl w:val="0"/>
+        </w:rPr>
+      </w:r>
+    </w:p>
+    <w:p>
+      <w:pPr>
+        <w:rPr/>
+      </w:pPr>
+      <w:r>
+        <w:rPr>
+          <w:rtl w:val="0"/>
+        </w:rPr>
+        <w:t xml:space="preserve">    APPLICATION_TYPE  VARCHAR2(20),</w:t>
+      </w:r>
+    </w:p>
+    <w:p>
+      <w:pPr>
+        <w:rPr/>
+      </w:pPr>
+      <w:r>
+        <w:rPr>
+          <w:rtl w:val="0"/>
+        </w:rPr>
+        <w:t xml:space="preserve">    TOKEN             VARCHAR2(100) UNIQUE,</w:t>
+      </w:r>
+    </w:p>
+    <w:p>
+      <w:pPr>
+        <w:rPr/>
+      </w:pPr>
+      <w:r>
+        <w:rPr>
+          <w:rtl w:val="0"/>
+        </w:rPr>
+      </w:r>
+    </w:p>
+    <w:p>
+      <w:pPr>
+        <w:rPr/>
+      </w:pPr>
+      <w:r>
+        <w:rPr>
+          <w:rtl w:val="0"/>
+        </w:rPr>
+        <w:t xml:space="preserve">    -- DA specific fields</w:t>
+      </w:r>
+    </w:p>
+    <w:p>
+      <w:pPr>
+        <w:rPr/>
+      </w:pPr>
+      <w:r>
+        <w:rPr>
+          <w:rtl w:val="0"/>
+        </w:rPr>
+        <w:t xml:space="preserve">    BILL_DATE         DATE,</w:t>
+      </w:r>
+    </w:p>
+    <w:p>
+      <w:pPr>
+        <w:rPr/>
+      </w:pPr>
+      <w:r>
+        <w:rPr>
+          <w:rtl w:val="0"/>
+        </w:rPr>
+        <w:t xml:space="preserve">    BILL_AMOUNT       NUMBER(10,2),</w:t>
+      </w:r>
+    </w:p>
+    <w:p>
+      <w:pPr>
+        <w:rPr/>
+      </w:pPr>
+      <w:r>
+        <w:rPr>
+          <w:rtl w:val="0"/>
+        </w:rPr>
+        <w:t xml:space="preserve">    PURPOSE           VARCHAR2(500),</w:t>
+      </w:r>
+    </w:p>
+    <w:p>
+      <w:pPr>
+        <w:rPr/>
+      </w:pPr>
+      <w:r>
+        <w:rPr>
+          <w:rtl w:val="0"/>
+        </w:rPr>
+      </w:r>
+    </w:p>
+    <w:p>
+      <w:pPr>
+        <w:rPr/>
+      </w:pPr>
+      <w:r>
+        <w:rPr>
+          <w:rtl w:val="0"/>
+        </w:rPr>
+        <w:t xml:space="preserve">    FILE_NAME         VARCHAR2(2000)</w:t>
+      </w:r>
+    </w:p>
+    <w:p>
+      <w:pPr>
+        <w:rPr/>
+      </w:pPr>
+      <w:r>
+        <w:rPr>
+          <w:rtl w:val="0"/>
+        </w:rPr>
+        <w:t xml:space="preserve">);</w:t>
+      </w:r>
+    </w:p>
+    <w:p>
+      <w:pPr>
+        <w:rPr/>
+      </w:pPr>
+      <w:r>
+        <w:rPr>
+          <w:rtl w:val="0"/>
+        </w:rPr>
+      </w:r>
+    </w:p>
+    <w:p>
+      <w:pPr>
+        <w:rPr/>
+      </w:pPr>
+      <w:r>
+        <w:rPr>
+          <w:rtl w:val="0"/>
+        </w:rPr>
+        <w:t xml:space="preserve">CREATE TABLE LTC_APPLICATIONS (</w:t>
+      </w:r>
+    </w:p>
+    <w:p>
+      <w:pPr>
+        <w:rPr/>
+      </w:pPr>
+      <w:r>
+        <w:rPr>
+          <w:rtl w:val="0"/>
+        </w:rPr>
+        <w:t xml:space="preserve">    ID                  NUMBER(19) GENERATED BY DEFAULT AS IDENTITY</w:t>
+      </w:r>
+    </w:p>
+    <w:p>
+      <w:pPr>
+        <w:rPr/>
+      </w:pPr>
+      <w:r>
+        <w:rPr>
+          <w:rtl w:val="0"/>
+        </w:rPr>
+        <w:t xml:space="preserve">                        PRIMARY KEY,</w:t>
+      </w:r>
+    </w:p>
+    <w:p>
+      <w:pPr>
+        <w:rPr/>
+      </w:pPr>
+      <w:r>
+        <w:rPr>
+          <w:rtl w:val="0"/>
+        </w:rPr>
+      </w:r>
+    </w:p>
+    <w:p>
+      <w:pPr>
+        <w:rPr/>
+      </w:pPr>
+      <w:r>
+        <w:rPr>
+          <w:rtl w:val="0"/>
+        </w:rPr>
+        <w:t xml:space="preserve">    EMP_ID              VARCHAR2(20),</w:t>
+      </w:r>
+    </w:p>
+    <w:p>
+      <w:pPr>
+        <w:rPr/>
+      </w:pPr>
+      <w:r>
+        <w:rPr>
+          <w:rtl w:val="0"/>
+        </w:rPr>
+        <w:t xml:space="preserve">    NAME                VARCHAR2(100),</w:t>
+      </w:r>
+    </w:p>
+    <w:p>
+      <w:pPr>
+        <w:rPr/>
+      </w:pPr>
+      <w:r>
+        <w:rPr>
+          <w:rtl w:val="0"/>
+        </w:rPr>
+        <w:t xml:space="preserve">    DEPARTMENT          VARCHAR2(100),</w:t>
+      </w:r>
+    </w:p>
+    <w:p>
+      <w:pPr>
+        <w:rPr/>
+      </w:pPr>
+      <w:r>
+        <w:rPr>
+          <w:rtl w:val="0"/>
+        </w:rPr>
+        <w:t xml:space="preserve">    DESIGNATION         VARCHAR2(100),</w:t>
+      </w:r>
+    </w:p>
+    <w:p>
+      <w:pPr>
+        <w:rPr/>
+      </w:pPr>
+      <w:r>
+        <w:rPr>
+          <w:rtl w:val="0"/>
+        </w:rPr>
+      </w:r>
+    </w:p>
+    <w:p>
+      <w:pPr>
+        <w:rPr/>
+      </w:pPr>
+      <w:r>
+        <w:rPr>
+          <w:rtl w:val="0"/>
+        </w:rPr>
+        <w:t xml:space="preserve">    REASON              VARCHAR2(500),</w:t>
+      </w:r>
+    </w:p>
+    <w:p>
+      <w:pPr>
+        <w:rPr/>
+      </w:pPr>
+      <w:r>
+        <w:rPr>
+          <w:rtl w:val="0"/>
+        </w:rPr>
+      </w:r>
+    </w:p>
+    <w:p>
+      <w:pPr>
+        <w:rPr/>
+      </w:pPr>
+      <w:r>
+        <w:rPr>
+          <w:rtl w:val="0"/>
+        </w:rPr>
+        <w:t xml:space="preserve">    START_DATE          DATE,</w:t>
+      </w:r>
+    </w:p>
+    <w:p>
+      <w:pPr>
+        <w:rPr/>
+      </w:pPr>
+      <w:r>
+        <w:rPr>
+          <w:rtl w:val="0"/>
+        </w:rPr>
+        <w:t xml:space="preserve">    END_DATE            DATE,</w:t>
+      </w:r>
+    </w:p>
+    <w:p>
+      <w:pPr>
+        <w:rPr/>
+      </w:pPr>
+      <w:r>
+        <w:rPr>
+          <w:rtl w:val="0"/>
+        </w:rPr>
+        <w:t xml:space="preserve">    CONTACT             NUMBER(10),</w:t>
+      </w:r>
+    </w:p>
+    <w:p>
+      <w:pPr>
+        <w:rPr/>
+      </w:pPr>
+      <w:r>
+        <w:rPr>
+          <w:rtl w:val="0"/>
+        </w:rPr>
+      </w:r>
+    </w:p>
+    <w:p>
+      <w:pPr>
+        <w:rPr/>
+      </w:pPr>
+      <w:r>
+        <w:rPr>
+          <w:rtl w:val="0"/>
+        </w:rPr>
+        <w:t xml:space="preserve">    APPLICATION_TYPE    VARCHAR2(20),</w:t>
+      </w:r>
+    </w:p>
+    <w:p>
+      <w:pPr>
+        <w:rPr/>
+      </w:pPr>
+      <w:r>
+        <w:rPr>
+          <w:rtl w:val="0"/>
+        </w:rPr>
+        <w:t xml:space="preserve">    TOKEN               VARCHAR2(100) UNIQUE,</w:t>
+      </w:r>
+    </w:p>
+    <w:p>
+      <w:pPr>
+        <w:rPr/>
+      </w:pPr>
+      <w:r>
+        <w:rPr>
+          <w:rtl w:val="0"/>
+        </w:rPr>
+      </w:r>
+    </w:p>
+    <w:p>
+      <w:pPr>
+        <w:rPr/>
+      </w:pPr>
+      <w:r>
+        <w:rPr>
+          <w:rtl w:val="0"/>
+        </w:rPr>
+        <w:t xml:space="preserve">    -- LTC specific fields</w:t>
+      </w:r>
+    </w:p>
+    <w:p>
+      <w:pPr>
+        <w:rPr/>
+      </w:pPr>
+      <w:r>
+        <w:rPr>
+          <w:rtl w:val="0"/>
+        </w:rPr>
+        <w:t xml:space="preserve">    TRAVEL_DESTINATION  VARCHAR2(200),</w:t>
+      </w:r>
+    </w:p>
+    <w:p>
+      <w:pPr>
+        <w:rPr/>
+      </w:pPr>
+      <w:r>
+        <w:rPr>
+          <w:rtl w:val="0"/>
+        </w:rPr>
+        <w:t xml:space="preserve">    FAMILY_MEMBERS      NUMBER(3),</w:t>
+      </w:r>
+    </w:p>
+    <w:p>
+      <w:pPr>
+        <w:rPr/>
+      </w:pPr>
+      <w:r>
+        <w:rPr>
+          <w:rtl w:val="0"/>
+        </w:rPr>
+        <w:t xml:space="preserve">    CLAIM_YEAR          NUMBER(4),</w:t>
+      </w:r>
+    </w:p>
+    <w:p>
+      <w:pPr>
+        <w:rPr/>
+      </w:pPr>
+      <w:r>
+        <w:rPr>
+          <w:rtl w:val="0"/>
+        </w:rPr>
+      </w:r>
+    </w:p>
+    <w:p>
+      <w:pPr>
+        <w:rPr/>
+      </w:pPr>
+      <w:r>
+        <w:rPr>
+          <w:rtl w:val="0"/>
+        </w:rPr>
+        <w:t xml:space="preserve">    FILE_NAME           VARCHAR2(2000)</w:t>
+      </w:r>
+    </w:p>
+    <w:p>
+      <w:pPr>
+        <w:rPr/>
+      </w:pPr>
+      <w:r>
+        <w:rPr>
+          <w:rtl w:val="0"/>
+        </w:rPr>
+        <w:t xml:space="preserve">);</w:t>
+      </w:r>
+    </w:p>
+    <w:p>
+      <w:pPr>
+        <w:rPr/>
+      </w:pPr>
+      <w:r>
+        <w:rPr>
+          <w:rtl w:val="0"/>
+        </w:rPr>
+      </w:r>
+    </w:p>
+    <w:p>
+      <w:pPr>
+        <w:rPr/>
+      </w:pPr>
+      <w:r>
+        <w:rPr>
+          <w:rtl w:val="0"/>
+        </w:rPr>
+        <w:t xml:space="preserve">ALTER TABLE LEAVE_APPLICATIONS ADD (</w:t>
+      </w:r>
+    </w:p>
+    <w:p>
+      <w:pPr>
+        <w:rPr/>
+      </w:pPr>
+      <w:r>
+        <w:rPr>
+          <w:rtl w:val="0"/>
+        </w:rPr>
+        <w:t xml:space="preserve">    START_DATE_NEW  DATE,</w:t>
+      </w:r>
+    </w:p>
+    <w:p>
+      <w:pPr>
+        <w:rPr/>
+      </w:pPr>
+      <w:r>
+        <w:rPr>
+          <w:rtl w:val="0"/>
+        </w:rPr>
+        <w:t xml:space="preserve">    END_DATE_NEW    DATE,</w:t>
+      </w:r>
+    </w:p>
+    <w:p>
+      <w:pPr>
+        <w:rPr/>
+      </w:pPr>
+      <w:r>
+        <w:rPr>
+          <w:rtl w:val="0"/>
+        </w:rPr>
+        <w:t xml:space="preserve">    CONTACT_NEW     NUMBER(10)</w:t>
+      </w:r>
+    </w:p>
+    <w:p>
+      <w:pPr>
+        <w:rPr/>
+      </w:pPr>
+      <w:r>
+        <w:rPr>
+          <w:rtl w:val="0"/>
+        </w:rPr>
+        <w:t xml:space="preserve">);</w:t>
+      </w:r>
+    </w:p>
+    <w:p>
+      <w:pPr>
+        <w:rPr/>
+      </w:pPr>
+      <w:r>
+        <w:rPr>
+          <w:rtl w:val="0"/>
+        </w:rPr>
+      </w:r>
+    </w:p>
+    <w:p>
+      <w:pPr>
+        <w:rPr/>
+      </w:pPr>
+      <w:r>
+        <w:rPr>
+          <w:rtl w:val="0"/>
+        </w:rPr>
+        <w:t xml:space="preserve">ALTER TABLE LEAVE_APPLICATIONS RENAME COLUMN TOKEN TO APPLN_NO;</w:t>
+      </w:r>
+    </w:p>
+    <w:p>
+      <w:pPr>
+        <w:rPr/>
+      </w:pPr>
+      <w:r>
+        <w:rPr>
+          <w:rtl w:val="0"/>
+        </w:rPr>
+      </w:r>
+    </w:p>
+    <w:p>
+      <w:pPr>
+        <w:rPr/>
+      </w:pPr>
+      <w:r>
+        <w:rPr>
+          <w:rtl w:val="0"/>
+        </w:rPr>
+        <w:t xml:space="preserve">ALTER TABLE TA_APPLICATIONS RENAME COLUMN TOKEN TO APPLN_NO;</w:t>
+      </w:r>
+    </w:p>
+    <w:p>
+      <w:pPr>
+        <w:rPr/>
+      </w:pPr>
+      <w:r>
+        <w:rPr>
+          <w:rtl w:val="0"/>
+        </w:rPr>
+        <w:t xml:space="preserve">ALTER TABLE DA_APPLICATIONS RENAME COLUMN TOKEN TO APPLN_NO;</w:t>
+      </w:r>
+    </w:p>
+    <w:p>
+      <w:pPr>
+        <w:rPr/>
+      </w:pPr>
+      <w:r>
+        <w:rPr>
+          <w:rtl w:val="0"/>
+        </w:rPr>
+        <w:t xml:space="preserve">ALTER TABLE LTC_APPLICATIONS RENAME COLUMN TOKEN TO APPLN_NO;</w:t>
+      </w:r>
+    </w:p>
+    <w:p>
+      <w:pPr>
+        <w:rPr/>
+      </w:pPr>
+      <w:r>
+        <w:rPr>
+          <w:rtl w:val="0"/>
+        </w:rPr>
+      </w:r>
+    </w:p>
+    <w:p>
+      <w:pPr>
+        <w:rPr/>
+      </w:pPr>
+      <w:r>
+        <w:rPr>
+          <w:rtl w:val="0"/>
+        </w:rPr>
+        <w:t xml:space="preserve">ALTER TABLE LEAVE_APPLICATIONS</w:t>
+      </w:r>
+    </w:p>
+    <w:p>
+      <w:pPr>
+        <w:rPr/>
+      </w:pPr>
+      <w:r>
+        <w:rPr>
+          <w:rtl w:val="0"/>
+        </w:rPr>
+        <w:t xml:space="preserve">    ADD STATUS VARCHAR2(20 CHAR) DEFAULT 'PENDING';</w:t>
       </w:r>
     </w:p>
     <w:p>
